--- a/outputs/2025/09setembro/Relatorio_Gerencial_Completo_2025-09.docx
+++ b/outputs/2025/09setembro/Relatorio_Gerencial_Completo_2025-09.docx
@@ -8419,7 +8419,7 @@
               <w:rPr>
                 <w:sz w:val="16"/>
               </w:rPr>
-              <w:t>SJPI</w:t>
+              <w:t>TREAL</w:t>
             </w:r>
           </w:p>
         </w:tc>
@@ -8476,26 +8476,26 @@
               <w:rPr>
                 <w:sz w:val="16"/>
               </w:rPr>
-              <w:t>72</w:t>
-            </w:r>
-          </w:p>
-        </w:tc>
-        <w:tc>
-          <w:tcPr>
-            <w:tcW w:type="dxa" w:w="1813"/>
-            <w:vAlign w:val="center"/>
-            <w:noWrap/>
-          </w:tcPr>
-          <w:p>
-            <w:pPr>
-              <w:spacing w:before="60" w:after="60"/>
-              <w:jc w:val="center"/>
-            </w:pPr>
-            <w:r>
-              <w:rPr>
-                <w:sz w:val="16"/>
-              </w:rPr>
-              <w:t>0,19%</w:t>
+              <w:t>37</w:t>
+            </w:r>
+          </w:p>
+        </w:tc>
+        <w:tc>
+          <w:tcPr>
+            <w:tcW w:type="dxa" w:w="1813"/>
+            <w:vAlign w:val="center"/>
+            <w:noWrap/>
+          </w:tcPr>
+          <w:p>
+            <w:pPr>
+              <w:spacing w:before="60" w:after="60"/>
+              <w:jc w:val="center"/>
+            </w:pPr>
+            <w:r>
+              <w:rPr>
+                <w:sz w:val="16"/>
+              </w:rPr>
+              <w:t>0,10%</w:t>
             </w:r>
           </w:p>
         </w:tc>
@@ -8807,7 +8807,7 @@
               <w:rPr>
                 <w:sz w:val="16"/>
               </w:rPr>
-              <w:t>TRT11</w:t>
+              <w:t>TRT17</w:t>
             </w:r>
           </w:p>
         </w:tc>
@@ -8864,26 +8864,26 @@
               <w:rPr>
                 <w:sz w:val="16"/>
               </w:rPr>
-              <w:t>270</w:t>
-            </w:r>
-          </w:p>
-        </w:tc>
-        <w:tc>
-          <w:tcPr>
-            <w:tcW w:type="dxa" w:w="1813"/>
-            <w:vAlign w:val="center"/>
-            <w:noWrap/>
-          </w:tcPr>
-          <w:p>
-            <w:pPr>
-              <w:spacing w:before="60" w:after="60"/>
-              <w:jc w:val="center"/>
-            </w:pPr>
-            <w:r>
-              <w:rPr>
-                <w:sz w:val="16"/>
-              </w:rPr>
-              <w:t>0,73%</w:t>
+              <w:t>223</w:t>
+            </w:r>
+          </w:p>
+        </w:tc>
+        <w:tc>
+          <w:tcPr>
+            <w:tcW w:type="dxa" w:w="1813"/>
+            <w:vAlign w:val="center"/>
+            <w:noWrap/>
+          </w:tcPr>
+          <w:p>
+            <w:pPr>
+              <w:spacing w:before="60" w:after="60"/>
+              <w:jc w:val="center"/>
+            </w:pPr>
+            <w:r>
+              <w:rPr>
+                <w:sz w:val="16"/>
+              </w:rPr>
+              <w:t>0,60%</w:t>
             </w:r>
           </w:p>
         </w:tc>
@@ -8904,7 +8904,7 @@
               <w:rPr>
                 <w:sz w:val="16"/>
               </w:rPr>
-              <w:t>TRETO</w:t>
+              <w:t>TRT14</w:t>
             </w:r>
           </w:p>
         </w:tc>
@@ -8961,26 +8961,26 @@
               <w:rPr>
                 <w:sz w:val="16"/>
               </w:rPr>
-              <w:t>64</w:t>
-            </w:r>
-          </w:p>
-        </w:tc>
-        <w:tc>
-          <w:tcPr>
-            <w:tcW w:type="dxa" w:w="1813"/>
-            <w:vAlign w:val="center"/>
-            <w:noWrap/>
-          </w:tcPr>
-          <w:p>
-            <w:pPr>
-              <w:spacing w:before="60" w:after="60"/>
-              <w:jc w:val="center"/>
-            </w:pPr>
-            <w:r>
-              <w:rPr>
-                <w:sz w:val="16"/>
-              </w:rPr>
-              <w:t>0,17%</w:t>
+              <w:t>265</w:t>
+            </w:r>
+          </w:p>
+        </w:tc>
+        <w:tc>
+          <w:tcPr>
+            <w:tcW w:type="dxa" w:w="1813"/>
+            <w:vAlign w:val="center"/>
+            <w:noWrap/>
+          </w:tcPr>
+          <w:p>
+            <w:pPr>
+              <w:spacing w:before="60" w:after="60"/>
+              <w:jc w:val="center"/>
+            </w:pPr>
+            <w:r>
+              <w:rPr>
+                <w:sz w:val="16"/>
+              </w:rPr>
+              <w:t>0,72%</w:t>
             </w:r>
           </w:p>
         </w:tc>
@@ -9001,7 +9001,7 @@
               <w:rPr>
                 <w:sz w:val="16"/>
               </w:rPr>
-              <w:t>TRT20</w:t>
+              <w:t>SJPA</w:t>
             </w:r>
           </w:p>
         </w:tc>
@@ -9058,26 +9058,26 @@
               <w:rPr>
                 <w:sz w:val="16"/>
               </w:rPr>
-              <w:t>82</w:t>
-            </w:r>
-          </w:p>
-        </w:tc>
-        <w:tc>
-          <w:tcPr>
-            <w:tcW w:type="dxa" w:w="1813"/>
-            <w:vAlign w:val="center"/>
-            <w:noWrap/>
-          </w:tcPr>
-          <w:p>
-            <w:pPr>
-              <w:spacing w:before="60" w:after="60"/>
-              <w:jc w:val="center"/>
-            </w:pPr>
-            <w:r>
-              <w:rPr>
-                <w:sz w:val="16"/>
-              </w:rPr>
-              <w:t>0,22%</w:t>
+              <w:t>126</w:t>
+            </w:r>
+          </w:p>
+        </w:tc>
+        <w:tc>
+          <w:tcPr>
+            <w:tcW w:type="dxa" w:w="1813"/>
+            <w:vAlign w:val="center"/>
+            <w:noWrap/>
+          </w:tcPr>
+          <w:p>
+            <w:pPr>
+              <w:spacing w:before="60" w:after="60"/>
+              <w:jc w:val="center"/>
+            </w:pPr>
+            <w:r>
+              <w:rPr>
+                <w:sz w:val="16"/>
+              </w:rPr>
+              <w:t>0,34%</w:t>
             </w:r>
           </w:p>
         </w:tc>
@@ -9098,7 +9098,7 @@
               <w:rPr>
                 <w:sz w:val="16"/>
               </w:rPr>
-              <w:t>TRT17</w:t>
+              <w:t>SJGO</w:t>
             </w:r>
           </w:p>
         </w:tc>
@@ -9155,26 +9155,26 @@
               <w:rPr>
                 <w:sz w:val="16"/>
               </w:rPr>
-              <w:t>223</w:t>
-            </w:r>
-          </w:p>
-        </w:tc>
-        <w:tc>
-          <w:tcPr>
-            <w:tcW w:type="dxa" w:w="1813"/>
-            <w:vAlign w:val="center"/>
-            <w:noWrap/>
-          </w:tcPr>
-          <w:p>
-            <w:pPr>
-              <w:spacing w:before="60" w:after="60"/>
-              <w:jc w:val="center"/>
-            </w:pPr>
-            <w:r>
-              <w:rPr>
-                <w:sz w:val="16"/>
-              </w:rPr>
-              <w:t>0,60%</w:t>
+              <w:t>108</w:t>
+            </w:r>
+          </w:p>
+        </w:tc>
+        <w:tc>
+          <w:tcPr>
+            <w:tcW w:type="dxa" w:w="1813"/>
+            <w:vAlign w:val="center"/>
+            <w:noWrap/>
+          </w:tcPr>
+          <w:p>
+            <w:pPr>
+              <w:spacing w:before="60" w:after="60"/>
+              <w:jc w:val="center"/>
+            </w:pPr>
+            <w:r>
+              <w:rPr>
+                <w:sz w:val="16"/>
+              </w:rPr>
+              <w:t>0,29%</w:t>
             </w:r>
           </w:p>
         </w:tc>
@@ -9195,7 +9195,7 @@
               <w:rPr>
                 <w:sz w:val="16"/>
               </w:rPr>
-              <w:t>TRT14</w:t>
+              <w:t>MPDFT</w:t>
             </w:r>
           </w:p>
         </w:tc>
@@ -9252,26 +9252,26 @@
               <w:rPr>
                 <w:sz w:val="16"/>
               </w:rPr>
-              <w:t>265</w:t>
-            </w:r>
-          </w:p>
-        </w:tc>
-        <w:tc>
-          <w:tcPr>
-            <w:tcW w:type="dxa" w:w="1813"/>
-            <w:vAlign w:val="center"/>
-            <w:noWrap/>
-          </w:tcPr>
-          <w:p>
-            <w:pPr>
-              <w:spacing w:before="60" w:after="60"/>
-              <w:jc w:val="center"/>
-            </w:pPr>
-            <w:r>
-              <w:rPr>
-                <w:sz w:val="16"/>
-              </w:rPr>
-              <w:t>0,72%</w:t>
+              <w:t>907</w:t>
+            </w:r>
+          </w:p>
+        </w:tc>
+        <w:tc>
+          <w:tcPr>
+            <w:tcW w:type="dxa" w:w="1813"/>
+            <w:vAlign w:val="center"/>
+            <w:noWrap/>
+          </w:tcPr>
+          <w:p>
+            <w:pPr>
+              <w:spacing w:before="60" w:after="60"/>
+              <w:jc w:val="center"/>
+            </w:pPr>
+            <w:r>
+              <w:rPr>
+                <w:sz w:val="16"/>
+              </w:rPr>
+              <w:t>2,45%</w:t>
             </w:r>
           </w:p>
         </w:tc>
@@ -9292,7 +9292,7 @@
               <w:rPr>
                 <w:sz w:val="16"/>
               </w:rPr>
-              <w:t>SJPA</w:t>
+              <w:t>TRETO</w:t>
             </w:r>
           </w:p>
         </w:tc>
@@ -9349,26 +9349,26 @@
               <w:rPr>
                 <w:sz w:val="16"/>
               </w:rPr>
-              <w:t>126</w:t>
-            </w:r>
-          </w:p>
-        </w:tc>
-        <w:tc>
-          <w:tcPr>
-            <w:tcW w:type="dxa" w:w="1813"/>
-            <w:vAlign w:val="center"/>
-            <w:noWrap/>
-          </w:tcPr>
-          <w:p>
-            <w:pPr>
-              <w:spacing w:before="60" w:after="60"/>
-              <w:jc w:val="center"/>
-            </w:pPr>
-            <w:r>
-              <w:rPr>
-                <w:sz w:val="16"/>
-              </w:rPr>
-              <w:t>0,34%</w:t>
+              <w:t>64</w:t>
+            </w:r>
+          </w:p>
+        </w:tc>
+        <w:tc>
+          <w:tcPr>
+            <w:tcW w:type="dxa" w:w="1813"/>
+            <w:vAlign w:val="center"/>
+            <w:noWrap/>
+          </w:tcPr>
+          <w:p>
+            <w:pPr>
+              <w:spacing w:before="60" w:after="60"/>
+              <w:jc w:val="center"/>
+            </w:pPr>
+            <w:r>
+              <w:rPr>
+                <w:sz w:val="16"/>
+              </w:rPr>
+              <w:t>0,17%</w:t>
             </w:r>
           </w:p>
         </w:tc>
@@ -9389,7 +9389,7 @@
               <w:rPr>
                 <w:sz w:val="16"/>
               </w:rPr>
-              <w:t>SJGO</w:t>
+              <w:t>TRT20</w:t>
             </w:r>
           </w:p>
         </w:tc>
@@ -9446,26 +9446,26 @@
               <w:rPr>
                 <w:sz w:val="16"/>
               </w:rPr>
-              <w:t>108</w:t>
-            </w:r>
-          </w:p>
-        </w:tc>
-        <w:tc>
-          <w:tcPr>
-            <w:tcW w:type="dxa" w:w="1813"/>
-            <w:vAlign w:val="center"/>
-            <w:noWrap/>
-          </w:tcPr>
-          <w:p>
-            <w:pPr>
-              <w:spacing w:before="60" w:after="60"/>
-              <w:jc w:val="center"/>
-            </w:pPr>
-            <w:r>
-              <w:rPr>
-                <w:sz w:val="16"/>
-              </w:rPr>
-              <w:t>0,29%</w:t>
+              <w:t>82</w:t>
+            </w:r>
+          </w:p>
+        </w:tc>
+        <w:tc>
+          <w:tcPr>
+            <w:tcW w:type="dxa" w:w="1813"/>
+            <w:vAlign w:val="center"/>
+            <w:noWrap/>
+          </w:tcPr>
+          <w:p>
+            <w:pPr>
+              <w:spacing w:before="60" w:after="60"/>
+              <w:jc w:val="center"/>
+            </w:pPr>
+            <w:r>
+              <w:rPr>
+                <w:sz w:val="16"/>
+              </w:rPr>
+              <w:t>0,22%</w:t>
             </w:r>
           </w:p>
         </w:tc>
@@ -9486,7 +9486,7 @@
               <w:rPr>
                 <w:sz w:val="16"/>
               </w:rPr>
-              <w:t>MPDFT</w:t>
+              <w:t>TRT11</w:t>
             </w:r>
           </w:p>
         </w:tc>
@@ -9543,26 +9543,26 @@
               <w:rPr>
                 <w:sz w:val="16"/>
               </w:rPr>
-              <w:t>907</w:t>
-            </w:r>
-          </w:p>
-        </w:tc>
-        <w:tc>
-          <w:tcPr>
-            <w:tcW w:type="dxa" w:w="1813"/>
-            <w:vAlign w:val="center"/>
-            <w:noWrap/>
-          </w:tcPr>
-          <w:p>
-            <w:pPr>
-              <w:spacing w:before="60" w:after="60"/>
-              <w:jc w:val="center"/>
-            </w:pPr>
-            <w:r>
-              <w:rPr>
-                <w:sz w:val="16"/>
-              </w:rPr>
-              <w:t>2,45%</w:t>
+              <w:t>270</w:t>
+            </w:r>
+          </w:p>
+        </w:tc>
+        <w:tc>
+          <w:tcPr>
+            <w:tcW w:type="dxa" w:w="1813"/>
+            <w:vAlign w:val="center"/>
+            <w:noWrap/>
+          </w:tcPr>
+          <w:p>
+            <w:pPr>
+              <w:spacing w:before="60" w:after="60"/>
+              <w:jc w:val="center"/>
+            </w:pPr>
+            <w:r>
+              <w:rPr>
+                <w:sz w:val="16"/>
+              </w:rPr>
+              <w:t>0,73%</w:t>
             </w:r>
           </w:p>
         </w:tc>
@@ -9583,7 +9583,7 @@
               <w:rPr>
                 <w:sz w:val="16"/>
               </w:rPr>
-              <w:t>TREAL</w:t>
+              <w:t>SJPI</w:t>
             </w:r>
           </w:p>
         </w:tc>
@@ -9640,26 +9640,26 @@
               <w:rPr>
                 <w:sz w:val="16"/>
               </w:rPr>
-              <w:t>37</w:t>
-            </w:r>
-          </w:p>
-        </w:tc>
-        <w:tc>
-          <w:tcPr>
-            <w:tcW w:type="dxa" w:w="1813"/>
-            <w:vAlign w:val="center"/>
-            <w:noWrap/>
-          </w:tcPr>
-          <w:p>
-            <w:pPr>
-              <w:spacing w:before="60" w:after="60"/>
-              <w:jc w:val="center"/>
-            </w:pPr>
-            <w:r>
-              <w:rPr>
-                <w:sz w:val="16"/>
-              </w:rPr>
-              <w:t>0,10%</w:t>
+              <w:t>72</w:t>
+            </w:r>
+          </w:p>
+        </w:tc>
+        <w:tc>
+          <w:tcPr>
+            <w:tcW w:type="dxa" w:w="1813"/>
+            <w:vAlign w:val="center"/>
+            <w:noWrap/>
+          </w:tcPr>
+          <w:p>
+            <w:pPr>
+              <w:spacing w:before="60" w:after="60"/>
+              <w:jc w:val="center"/>
+            </w:pPr>
+            <w:r>
+              <w:rPr>
+                <w:sz w:val="16"/>
+              </w:rPr>
+              <w:t>0,19%</w:t>
             </w:r>
           </w:p>
         </w:tc>
@@ -10658,7 +10658,7 @@
         <w:pStyle w:val="CorpoComRecuo"/>
       </w:pPr>
       <w:r>
-        <w:t xml:space="preserve">Em setembro/2025, o perfil de tributação demonstra a preferência de 3% dos participantes pelo regime regressivo (Gráfico 4). </w:t>
+        <w:t xml:space="preserve">Em setembro/2025, o perfil de tributação demonstra a preferência de 4% dos participantes pelo regime regressivo (Gráfico 4). </w:t>
       </w:r>
     </w:p>
     <w:p>
@@ -10813,7 +10813,7 @@
         <w:pStyle w:val="CorpoComRecuo"/>
       </w:pPr>
       <w:r>
-        <w:t>Para os participantes patrocinados a opção mais vantajosa é contribuir com o percentual máximo (8,5%), obtendo a contrapartida máxima da contribuição patronal. Em setembro/2025, 87,06% dos participantes optaram pelo percentual máximo. Já no acumulado, desde o início do plano, temos 91,53% dos participantes com o percentual de 8,5%.</w:t>
+        <w:t>Para os participantes patrocinados a opção mais vantajosa é contribuir com o percentual máximo (8,5%), obtendo a contrapartida máxima da contribuição patronal. Em setembro/2025, 87,06% dos participantes optaram pelo percentual máximo. Já no acumulado, desde o início do plano, temos 91,54% dos participantes com o percentual de 8,5%.</w:t>
       </w:r>
     </w:p>
     <w:p>
@@ -10902,7 +10902,7 @@
         <w:pStyle w:val="CorpoComRecuo"/>
       </w:pPr>
       <w:r>
-        <w:t>A arrecadação das contribuições no mês de setembro/2025 atingiu o valor de R$ 75.8 milhões. Foram arrecadados aproximadamente R$ 2.8 milhões referente a contribuições de outras competências.</w:t>
+        <w:t>A arrecadação das contribuições no mês de setembro/2025 atingiu o valor de R$ 78.5 milhões. Foram arrecadados aproximadamente R$ 4237.6 milhões referente a contribuições de outras competências.</w:t>
       </w:r>
     </w:p>
     <w:p>
@@ -10912,7 +10912,7 @@
       <w:r>
         <w:drawing>
           <wp:inline xmlns:a="http://schemas.openxmlformats.org/drawingml/2006/main" xmlns:pic="http://schemas.openxmlformats.org/drawingml/2006/picture">
-            <wp:extent cx="3657600" cy="1322832"/>
+            <wp:extent cx="3657600" cy="1097280"/>
             <wp:docPr id="19" name="Picture 19"/>
             <wp:cNvGraphicFramePr>
               <a:graphicFrameLocks noChangeAspect="1"/>
@@ -10933,7 +10933,7 @@
                   <pic:spPr>
                     <a:xfrm>
                       <a:off x="0" y="0"/>
-                      <a:ext cx="3657600" cy="1322832"/>
+                      <a:ext cx="3657600" cy="1097280"/>
                     </a:xfrm>
                     <a:prstGeom prst="rect"/>
                   </pic:spPr>
@@ -11135,7 +11135,7 @@
       <w:r>
         <w:drawing>
           <wp:inline xmlns:a="http://schemas.openxmlformats.org/drawingml/2006/main" xmlns:pic="http://schemas.openxmlformats.org/drawingml/2006/picture">
-            <wp:extent cx="5669280" cy="2334796"/>
+            <wp:extent cx="5669280" cy="2334797"/>
             <wp:docPr id="22" name="Picture 22"/>
             <wp:cNvGraphicFramePr>
               <a:graphicFrameLocks noChangeAspect="1"/>
@@ -11156,7 +11156,7 @@
                   <pic:spPr>
                     <a:xfrm>
                       <a:off x="0" y="0"/>
-                      <a:ext cx="5669280" cy="2334796"/>
+                      <a:ext cx="5669280" cy="2334797"/>
                     </a:xfrm>
                     <a:prstGeom prst="rect"/>
                   </pic:spPr>

--- a/outputs/2025/09setembro/Relatorio_Gerencial_Completo_2025-09.docx
+++ b/outputs/2025/09setembro/Relatorio_Gerencial_Completo_2025-09.docx
@@ -8419,7 +8419,7 @@
               <w:rPr>
                 <w:sz w:val="16"/>
               </w:rPr>
-              <w:t>TREAL</w:t>
+              <w:t>SJPI</w:t>
             </w:r>
           </w:p>
         </w:tc>
@@ -8476,26 +8476,26 @@
               <w:rPr>
                 <w:sz w:val="16"/>
               </w:rPr>
-              <w:t>37</w:t>
-            </w:r>
-          </w:p>
-        </w:tc>
-        <w:tc>
-          <w:tcPr>
-            <w:tcW w:type="dxa" w:w="1813"/>
-            <w:vAlign w:val="center"/>
-            <w:noWrap/>
-          </w:tcPr>
-          <w:p>
-            <w:pPr>
-              <w:spacing w:before="60" w:after="60"/>
-              <w:jc w:val="center"/>
-            </w:pPr>
-            <w:r>
-              <w:rPr>
-                <w:sz w:val="16"/>
-              </w:rPr>
-              <w:t>0,10%</w:t>
+              <w:t>72</w:t>
+            </w:r>
+          </w:p>
+        </w:tc>
+        <w:tc>
+          <w:tcPr>
+            <w:tcW w:type="dxa" w:w="1813"/>
+            <w:vAlign w:val="center"/>
+            <w:noWrap/>
+          </w:tcPr>
+          <w:p>
+            <w:pPr>
+              <w:spacing w:before="60" w:after="60"/>
+              <w:jc w:val="center"/>
+            </w:pPr>
+            <w:r>
+              <w:rPr>
+                <w:sz w:val="16"/>
+              </w:rPr>
+              <w:t>0,19%</w:t>
             </w:r>
           </w:p>
         </w:tc>
@@ -8807,7 +8807,7 @@
               <w:rPr>
                 <w:sz w:val="16"/>
               </w:rPr>
-              <w:t>TRT17</w:t>
+              <w:t>TRT11</w:t>
             </w:r>
           </w:p>
         </w:tc>
@@ -8864,26 +8864,26 @@
               <w:rPr>
                 <w:sz w:val="16"/>
               </w:rPr>
-              <w:t>223</w:t>
-            </w:r>
-          </w:p>
-        </w:tc>
-        <w:tc>
-          <w:tcPr>
-            <w:tcW w:type="dxa" w:w="1813"/>
-            <w:vAlign w:val="center"/>
-            <w:noWrap/>
-          </w:tcPr>
-          <w:p>
-            <w:pPr>
-              <w:spacing w:before="60" w:after="60"/>
-              <w:jc w:val="center"/>
-            </w:pPr>
-            <w:r>
-              <w:rPr>
-                <w:sz w:val="16"/>
-              </w:rPr>
-              <w:t>0,60%</w:t>
+              <w:t>270</w:t>
+            </w:r>
+          </w:p>
+        </w:tc>
+        <w:tc>
+          <w:tcPr>
+            <w:tcW w:type="dxa" w:w="1813"/>
+            <w:vAlign w:val="center"/>
+            <w:noWrap/>
+          </w:tcPr>
+          <w:p>
+            <w:pPr>
+              <w:spacing w:before="60" w:after="60"/>
+              <w:jc w:val="center"/>
+            </w:pPr>
+            <w:r>
+              <w:rPr>
+                <w:sz w:val="16"/>
+              </w:rPr>
+              <w:t>0,73%</w:t>
             </w:r>
           </w:p>
         </w:tc>
@@ -8904,7 +8904,7 @@
               <w:rPr>
                 <w:sz w:val="16"/>
               </w:rPr>
-              <w:t>TRT14</w:t>
+              <w:t>TRETO</w:t>
             </w:r>
           </w:p>
         </w:tc>
@@ -8961,26 +8961,26 @@
               <w:rPr>
                 <w:sz w:val="16"/>
               </w:rPr>
-              <w:t>265</w:t>
-            </w:r>
-          </w:p>
-        </w:tc>
-        <w:tc>
-          <w:tcPr>
-            <w:tcW w:type="dxa" w:w="1813"/>
-            <w:vAlign w:val="center"/>
-            <w:noWrap/>
-          </w:tcPr>
-          <w:p>
-            <w:pPr>
-              <w:spacing w:before="60" w:after="60"/>
-              <w:jc w:val="center"/>
-            </w:pPr>
-            <w:r>
-              <w:rPr>
-                <w:sz w:val="16"/>
-              </w:rPr>
-              <w:t>0,72%</w:t>
+              <w:t>64</w:t>
+            </w:r>
+          </w:p>
+        </w:tc>
+        <w:tc>
+          <w:tcPr>
+            <w:tcW w:type="dxa" w:w="1813"/>
+            <w:vAlign w:val="center"/>
+            <w:noWrap/>
+          </w:tcPr>
+          <w:p>
+            <w:pPr>
+              <w:spacing w:before="60" w:after="60"/>
+              <w:jc w:val="center"/>
+            </w:pPr>
+            <w:r>
+              <w:rPr>
+                <w:sz w:val="16"/>
+              </w:rPr>
+              <w:t>0,17%</w:t>
             </w:r>
           </w:p>
         </w:tc>
@@ -9001,7 +9001,7 @@
               <w:rPr>
                 <w:sz w:val="16"/>
               </w:rPr>
-              <w:t>SJPA</w:t>
+              <w:t>TRT20</w:t>
             </w:r>
           </w:p>
         </w:tc>
@@ -9058,26 +9058,26 @@
               <w:rPr>
                 <w:sz w:val="16"/>
               </w:rPr>
-              <w:t>126</w:t>
-            </w:r>
-          </w:p>
-        </w:tc>
-        <w:tc>
-          <w:tcPr>
-            <w:tcW w:type="dxa" w:w="1813"/>
-            <w:vAlign w:val="center"/>
-            <w:noWrap/>
-          </w:tcPr>
-          <w:p>
-            <w:pPr>
-              <w:spacing w:before="60" w:after="60"/>
-              <w:jc w:val="center"/>
-            </w:pPr>
-            <w:r>
-              <w:rPr>
-                <w:sz w:val="16"/>
-              </w:rPr>
-              <w:t>0,34%</w:t>
+              <w:t>82</w:t>
+            </w:r>
+          </w:p>
+        </w:tc>
+        <w:tc>
+          <w:tcPr>
+            <w:tcW w:type="dxa" w:w="1813"/>
+            <w:vAlign w:val="center"/>
+            <w:noWrap/>
+          </w:tcPr>
+          <w:p>
+            <w:pPr>
+              <w:spacing w:before="60" w:after="60"/>
+              <w:jc w:val="center"/>
+            </w:pPr>
+            <w:r>
+              <w:rPr>
+                <w:sz w:val="16"/>
+              </w:rPr>
+              <w:t>0,22%</w:t>
             </w:r>
           </w:p>
         </w:tc>
@@ -9098,7 +9098,7 @@
               <w:rPr>
                 <w:sz w:val="16"/>
               </w:rPr>
-              <w:t>SJGO</w:t>
+              <w:t>TRT17</w:t>
             </w:r>
           </w:p>
         </w:tc>
@@ -9155,26 +9155,26 @@
               <w:rPr>
                 <w:sz w:val="16"/>
               </w:rPr>
-              <w:t>108</w:t>
-            </w:r>
-          </w:p>
-        </w:tc>
-        <w:tc>
-          <w:tcPr>
-            <w:tcW w:type="dxa" w:w="1813"/>
-            <w:vAlign w:val="center"/>
-            <w:noWrap/>
-          </w:tcPr>
-          <w:p>
-            <w:pPr>
-              <w:spacing w:before="60" w:after="60"/>
-              <w:jc w:val="center"/>
-            </w:pPr>
-            <w:r>
-              <w:rPr>
-                <w:sz w:val="16"/>
-              </w:rPr>
-              <w:t>0,29%</w:t>
+              <w:t>223</w:t>
+            </w:r>
+          </w:p>
+        </w:tc>
+        <w:tc>
+          <w:tcPr>
+            <w:tcW w:type="dxa" w:w="1813"/>
+            <w:vAlign w:val="center"/>
+            <w:noWrap/>
+          </w:tcPr>
+          <w:p>
+            <w:pPr>
+              <w:spacing w:before="60" w:after="60"/>
+              <w:jc w:val="center"/>
+            </w:pPr>
+            <w:r>
+              <w:rPr>
+                <w:sz w:val="16"/>
+              </w:rPr>
+              <w:t>0,60%</w:t>
             </w:r>
           </w:p>
         </w:tc>
@@ -9195,7 +9195,7 @@
               <w:rPr>
                 <w:sz w:val="16"/>
               </w:rPr>
-              <w:t>MPDFT</w:t>
+              <w:t>TRT14</w:t>
             </w:r>
           </w:p>
         </w:tc>
@@ -9252,26 +9252,26 @@
               <w:rPr>
                 <w:sz w:val="16"/>
               </w:rPr>
-              <w:t>907</w:t>
-            </w:r>
-          </w:p>
-        </w:tc>
-        <w:tc>
-          <w:tcPr>
-            <w:tcW w:type="dxa" w:w="1813"/>
-            <w:vAlign w:val="center"/>
-            <w:noWrap/>
-          </w:tcPr>
-          <w:p>
-            <w:pPr>
-              <w:spacing w:before="60" w:after="60"/>
-              <w:jc w:val="center"/>
-            </w:pPr>
-            <w:r>
-              <w:rPr>
-                <w:sz w:val="16"/>
-              </w:rPr>
-              <w:t>2,45%</w:t>
+              <w:t>265</w:t>
+            </w:r>
+          </w:p>
+        </w:tc>
+        <w:tc>
+          <w:tcPr>
+            <w:tcW w:type="dxa" w:w="1813"/>
+            <w:vAlign w:val="center"/>
+            <w:noWrap/>
+          </w:tcPr>
+          <w:p>
+            <w:pPr>
+              <w:spacing w:before="60" w:after="60"/>
+              <w:jc w:val="center"/>
+            </w:pPr>
+            <w:r>
+              <w:rPr>
+                <w:sz w:val="16"/>
+              </w:rPr>
+              <w:t>0,72%</w:t>
             </w:r>
           </w:p>
         </w:tc>
@@ -9292,7 +9292,7 @@
               <w:rPr>
                 <w:sz w:val="16"/>
               </w:rPr>
-              <w:t>TRETO</w:t>
+              <w:t>SJPA</w:t>
             </w:r>
           </w:p>
         </w:tc>
@@ -9349,26 +9349,26 @@
               <w:rPr>
                 <w:sz w:val="16"/>
               </w:rPr>
-              <w:t>64</w:t>
-            </w:r>
-          </w:p>
-        </w:tc>
-        <w:tc>
-          <w:tcPr>
-            <w:tcW w:type="dxa" w:w="1813"/>
-            <w:vAlign w:val="center"/>
-            <w:noWrap/>
-          </w:tcPr>
-          <w:p>
-            <w:pPr>
-              <w:spacing w:before="60" w:after="60"/>
-              <w:jc w:val="center"/>
-            </w:pPr>
-            <w:r>
-              <w:rPr>
-                <w:sz w:val="16"/>
-              </w:rPr>
-              <w:t>0,17%</w:t>
+              <w:t>126</w:t>
+            </w:r>
+          </w:p>
+        </w:tc>
+        <w:tc>
+          <w:tcPr>
+            <w:tcW w:type="dxa" w:w="1813"/>
+            <w:vAlign w:val="center"/>
+            <w:noWrap/>
+          </w:tcPr>
+          <w:p>
+            <w:pPr>
+              <w:spacing w:before="60" w:after="60"/>
+              <w:jc w:val="center"/>
+            </w:pPr>
+            <w:r>
+              <w:rPr>
+                <w:sz w:val="16"/>
+              </w:rPr>
+              <w:t>0,34%</w:t>
             </w:r>
           </w:p>
         </w:tc>
@@ -9389,7 +9389,7 @@
               <w:rPr>
                 <w:sz w:val="16"/>
               </w:rPr>
-              <w:t>TRT20</w:t>
+              <w:t>SJGO</w:t>
             </w:r>
           </w:p>
         </w:tc>
@@ -9446,26 +9446,26 @@
               <w:rPr>
                 <w:sz w:val="16"/>
               </w:rPr>
-              <w:t>82</w:t>
-            </w:r>
-          </w:p>
-        </w:tc>
-        <w:tc>
-          <w:tcPr>
-            <w:tcW w:type="dxa" w:w="1813"/>
-            <w:vAlign w:val="center"/>
-            <w:noWrap/>
-          </w:tcPr>
-          <w:p>
-            <w:pPr>
-              <w:spacing w:before="60" w:after="60"/>
-              <w:jc w:val="center"/>
-            </w:pPr>
-            <w:r>
-              <w:rPr>
-                <w:sz w:val="16"/>
-              </w:rPr>
-              <w:t>0,22%</w:t>
+              <w:t>108</w:t>
+            </w:r>
+          </w:p>
+        </w:tc>
+        <w:tc>
+          <w:tcPr>
+            <w:tcW w:type="dxa" w:w="1813"/>
+            <w:vAlign w:val="center"/>
+            <w:noWrap/>
+          </w:tcPr>
+          <w:p>
+            <w:pPr>
+              <w:spacing w:before="60" w:after="60"/>
+              <w:jc w:val="center"/>
+            </w:pPr>
+            <w:r>
+              <w:rPr>
+                <w:sz w:val="16"/>
+              </w:rPr>
+              <w:t>0,29%</w:t>
             </w:r>
           </w:p>
         </w:tc>
@@ -9486,7 +9486,7 @@
               <w:rPr>
                 <w:sz w:val="16"/>
               </w:rPr>
-              <w:t>TRT11</w:t>
+              <w:t>MPDFT</w:t>
             </w:r>
           </w:p>
         </w:tc>
@@ -9543,26 +9543,26 @@
               <w:rPr>
                 <w:sz w:val="16"/>
               </w:rPr>
-              <w:t>270</w:t>
-            </w:r>
-          </w:p>
-        </w:tc>
-        <w:tc>
-          <w:tcPr>
-            <w:tcW w:type="dxa" w:w="1813"/>
-            <w:vAlign w:val="center"/>
-            <w:noWrap/>
-          </w:tcPr>
-          <w:p>
-            <w:pPr>
-              <w:spacing w:before="60" w:after="60"/>
-              <w:jc w:val="center"/>
-            </w:pPr>
-            <w:r>
-              <w:rPr>
-                <w:sz w:val="16"/>
-              </w:rPr>
-              <w:t>0,73%</w:t>
+              <w:t>907</w:t>
+            </w:r>
+          </w:p>
+        </w:tc>
+        <w:tc>
+          <w:tcPr>
+            <w:tcW w:type="dxa" w:w="1813"/>
+            <w:vAlign w:val="center"/>
+            <w:noWrap/>
+          </w:tcPr>
+          <w:p>
+            <w:pPr>
+              <w:spacing w:before="60" w:after="60"/>
+              <w:jc w:val="center"/>
+            </w:pPr>
+            <w:r>
+              <w:rPr>
+                <w:sz w:val="16"/>
+              </w:rPr>
+              <w:t>2,45%</w:t>
             </w:r>
           </w:p>
         </w:tc>
@@ -9583,7 +9583,7 @@
               <w:rPr>
                 <w:sz w:val="16"/>
               </w:rPr>
-              <w:t>SJPI</w:t>
+              <w:t>TREAL</w:t>
             </w:r>
           </w:p>
         </w:tc>
@@ -9640,26 +9640,26 @@
               <w:rPr>
                 <w:sz w:val="16"/>
               </w:rPr>
-              <w:t>72</w:t>
-            </w:r>
-          </w:p>
-        </w:tc>
-        <w:tc>
-          <w:tcPr>
-            <w:tcW w:type="dxa" w:w="1813"/>
-            <w:vAlign w:val="center"/>
-            <w:noWrap/>
-          </w:tcPr>
-          <w:p>
-            <w:pPr>
-              <w:spacing w:before="60" w:after="60"/>
-              <w:jc w:val="center"/>
-            </w:pPr>
-            <w:r>
-              <w:rPr>
-                <w:sz w:val="16"/>
-              </w:rPr>
-              <w:t>0,19%</w:t>
+              <w:t>37</w:t>
+            </w:r>
+          </w:p>
+        </w:tc>
+        <w:tc>
+          <w:tcPr>
+            <w:tcW w:type="dxa" w:w="1813"/>
+            <w:vAlign w:val="center"/>
+            <w:noWrap/>
+          </w:tcPr>
+          <w:p>
+            <w:pPr>
+              <w:spacing w:before="60" w:after="60"/>
+              <w:jc w:val="center"/>
+            </w:pPr>
+            <w:r>
+              <w:rPr>
+                <w:sz w:val="16"/>
+              </w:rPr>
+              <w:t>0,10%</w:t>
             </w:r>
           </w:p>
         </w:tc>
@@ -10805,7 +10805,7 @@
         <w:pStyle w:val="CorpoComRecuo"/>
       </w:pPr>
       <w:r>
-        <w:t>Para os participantes vinculados, a melhor opção é a escolha do percentual mínimo (6,5%), com o objetivo de aproveitar a isenção da taxa de carregamento sobre a contribuição facultativa. Em setembro/2025, 100,00% dos participantes vinculados optaram pelo percentual de 6,5% e a opção pelo percentual mínimo chega a 93,82% da preferência dos participantes desde o início do funcionamento do plano.</w:t>
+        <w:t>Para os participantes vinculados, a melhor opção é a escolha do percentual mínimo (6,5%), com o objetivo de aproveitar a isenção da taxa de carregamento sobre a contribuição facultativa. Em setembro/2025, 87,50% dos participantes vinculados optaram pelo percentual de 6,5% e a opção pelo percentual mínimo chega a 93,62% da preferência dos participantes desde o início do funcionamento do plano.</w:t>
       </w:r>
     </w:p>
     <w:p>
@@ -10958,7 +10958,16 @@
         <w:t>R$ 53.485,49</w:t>
       </w:r>
       <w:r>
-        <w:t>. Grande parte desse valor se deve ao repasse realizado por um dos órgãos apenas da contribuição dos participantes, sem o correspondente aporte do patrocinador.</w:t>
+        <w:t xml:space="preserve">, dessa diferença, a maior parte corresponde as contribuições normais recebidas de Autopatrocinio, que totalizam </w:t>
+      </w:r>
+      <w:r>
+        <w:rPr>
+          <w:b/>
+        </w:rPr>
+        <w:t>R$ 42.696,89</w:t>
+      </w:r>
+      <w:r>
+        <w:t>.</w:t>
       </w:r>
     </w:p>
     <w:p>
@@ -11091,7 +11100,7 @@
         <w:rPr>
           <w:b/>
         </w:rPr>
-        <w:t>R$ 361,58.</w:t>
+        <w:t>R$ 361,45.</w:t>
       </w:r>
       <w:r>
         <w:t xml:space="preserve"> Na sequência, aparecem os Auxiliares, com média de </w:t>
@@ -11109,7 +11118,7 @@
         <w:rPr>
           <w:b/>
         </w:rPr>
-        <w:t>R$ 140,58.</w:t>
+        <w:t>R$ 140,59.</w:t>
       </w:r>
     </w:p>
     <w:p>
@@ -25045,8 +25054,8 @@
 </file>
 
 <file path=customXml/item1.xml><?xml version="1.0" encoding="utf-8"?>
-<ct:contentTypeSchema xmlns:ct="http://schemas.microsoft.com/office/2006/metadata/contentType" xmlns:ma="http://schemas.microsoft.com/office/2006/metadata/properties/metaAttributes" ct:_="" ma:_="" ma:contentTypeName="Documento" ma:contentTypeID="0x010100DD944F25A69F7E469646FF9ACF8149F8" ma:contentTypeVersion="14" ma:contentTypeDescription="Crie um novo documento." ma:contentTypeScope="" ma:versionID="41f382ecd52542c0512cf8800888e7f2">
-  <xsd:schema xmlns:xsd="http://www.w3.org/2001/XMLSchema" xmlns:xs="http://www.w3.org/2001/XMLSchema" xmlns:p="http://schemas.microsoft.com/office/2006/metadata/properties" xmlns:ns2="272269ae-f60c-41a3-9c10-8c65b8eb8803" xmlns:ns3="d0fc74b0-405a-4a72-9847-718fc6d93b9e" targetNamespace="http://schemas.microsoft.com/office/2006/metadata/properties" ma:root="true" ma:fieldsID="1bbe640f43e3e216618506d00076c718" ns2:_="" ns3:_="">
+<ct:contentTypeSchema xmlns:ct="http://schemas.microsoft.com/office/2006/metadata/contentType" xmlns:ma="http://schemas.microsoft.com/office/2006/metadata/properties/metaAttributes" ct:_="" ma:_="" ma:contentTypeName="Documento" ma:contentTypeID="0x010100DD944F25A69F7E469646FF9ACF8149F8" ma:contentTypeVersion="15" ma:contentTypeDescription="Crie um novo documento." ma:contentTypeScope="" ma:versionID="9f81b1ca5b35ef13394c23cc7c53323e">
+  <xsd:schema xmlns:xsd="http://www.w3.org/2001/XMLSchema" xmlns:xs="http://www.w3.org/2001/XMLSchema" xmlns:p="http://schemas.microsoft.com/office/2006/metadata/properties" xmlns:ns2="272269ae-f60c-41a3-9c10-8c65b8eb8803" xmlns:ns3="d0fc74b0-405a-4a72-9847-718fc6d93b9e" targetNamespace="http://schemas.microsoft.com/office/2006/metadata/properties" ma:root="true" ma:fieldsID="653ac8bb252175022fed9edae1c9f4b0" ns2:_="" ns3:_="">
     <xsd:import namespace="272269ae-f60c-41a3-9c10-8c65b8eb8803"/>
     <xsd:import namespace="d0fc74b0-405a-4a72-9847-718fc6d93b9e"/>
     <xsd:element name="properties">
@@ -25068,6 +25077,7 @@
                 <xsd:element ref="ns3:MediaServiceEventHashCode" minOccurs="0"/>
                 <xsd:element ref="ns3:MediaServiceObjectDetectorVersions" minOccurs="0"/>
                 <xsd:element ref="ns3:MediaServiceSearchProperties" minOccurs="0"/>
+                <xsd:element ref="ns3:MediaServiceLocation" minOccurs="0"/>
               </xsd:all>
             </xsd:complexType>
           </xsd:element>
@@ -25171,6 +25181,11 @@
     <xsd:element name="MediaServiceSearchProperties" ma:index="21" nillable="true" ma:displayName="MediaServiceSearchProperties" ma:hidden="true" ma:internalName="MediaServiceSearchProperties" ma:readOnly="true">
       <xsd:simpleType>
         <xsd:restriction base="dms:Note"/>
+      </xsd:simpleType>
+    </xsd:element>
+    <xsd:element name="MediaServiceLocation" ma:index="22" nillable="true" ma:displayName="Location" ma:description="" ma:indexed="true" ma:internalName="MediaServiceLocation" ma:readOnly="true">
+      <xsd:simpleType>
+        <xsd:restriction base="dms:Text"/>
       </xsd:simpleType>
     </xsd:element>
   </xsd:schema>
@@ -25298,22 +25313,7 @@
 </file>
 
 <file path=customXml/itemProps1.xml><?xml version="1.0" encoding="utf-8"?>
-<ds:datastoreItem xmlns:ds="http://schemas.openxmlformats.org/officeDocument/2006/customXml" ds:itemID="{575A5AFF-B2A1-426F-A057-B7410FFE34CA}">
-  <ds:schemaRefs>
-    <ds:schemaRef ds:uri="http://schemas.microsoft.com/office/2006/metadata/contentType"/>
-    <ds:schemaRef ds:uri="http://schemas.microsoft.com/office/2006/metadata/properties/metaAttributes"/>
-    <ds:schemaRef ds:uri="http://www.w3.org/2001/XMLSchema"/>
-    <ds:schemaRef ds:uri="http://schemas.microsoft.com/office/2006/metadata/properties"/>
-    <ds:schemaRef ds:uri="272269ae-f60c-41a3-9c10-8c65b8eb8803"/>
-    <ds:schemaRef ds:uri="d0fc74b0-405a-4a72-9847-718fc6d93b9e"/>
-    <ds:schemaRef ds:uri="http://schemas.microsoft.com/office/2006/documentManagement/types"/>
-    <ds:schemaRef ds:uri="http://schemas.microsoft.com/office/infopath/2007/PartnerControls"/>
-    <ds:schemaRef ds:uri="http://schemas.openxmlformats.org/package/2006/metadata/core-properties"/>
-    <ds:schemaRef ds:uri="http://purl.org/dc/elements/1.1/"/>
-    <ds:schemaRef ds:uri="http://purl.org/dc/terms/"/>
-    <ds:schemaRef ds:uri="http://schemas.microsoft.com/internal/obd"/>
-  </ds:schemaRefs>
-</ds:datastoreItem>
+<ds:datastoreItem xmlns:ds="http://schemas.openxmlformats.org/officeDocument/2006/customXml" ds:itemID="{91AD169B-19B4-4956-842E-F02EA8B8640E}"/>
 </file>
 
 <file path=customXml/itemProps2.xml><?xml version="1.0" encoding="utf-8"?>
